--- a/LP-II/Cloud/Azure.docx
+++ b/LP-II/Cloud/Azure.docx
@@ -4,11 +4,56 @@
   <w:body>
     <w:p>
       <w:r>
+        <w:t xml:space="preserve">                                                             </w:t>
+      </w:r>
+      <w:proofErr w:type="gramStart"/>
+      <w:r>
+        <w:t>Hosting  on</w:t>
+      </w:r>
+      <w:proofErr w:type="gramEnd"/>
+      <w:r>
+        <w:t xml:space="preserve"> Microsoft Azure</w:t>
+      </w:r>
+    </w:p>
+    <w:p>
+      <w:r>
+        <w:rPr>
+          <w:b/>
+          <w:bCs/>
+        </w:rPr>
+        <w:t>Deployment Method:</w:t>
+      </w:r>
+      <w:r>
+        <w:t xml:space="preserve"> Azure Static Web Apps (GitHub Integration)</w:t>
+      </w:r>
+      <w:r>
+        <w:br/>
+      </w:r>
+    </w:p>
+    <w:p>
+      <w:pPr>
+        <w:pStyle w:val="ListParagraph"/>
+        <w:numPr>
+          <w:ilvl w:val="0"/>
+          <w:numId w:val="1"/>
+        </w:numPr>
+      </w:pPr>
+      <w:r>
+        <w:t>Account Setup and Authentication</w:t>
+      </w:r>
+    </w:p>
+    <w:p>
+      <w:pPr>
+        <w:pStyle w:val="ListParagraph"/>
+      </w:pPr>
+    </w:p>
+    <w:p>
+      <w:r>
         <w:drawing>
-          <wp:inline distT="0" distB="0" distL="0" distR="0" wp14:anchorId="1AF7EAF3" wp14:editId="45C1BA60">
-            <wp:extent cx="5731510" cy="2928620"/>
-            <wp:effectExtent l="0" t="0" r="2540" b="5080"/>
-            <wp:docPr id="1787185940" name="Picture 1"/>
+          <wp:inline distT="0" distB="0" distL="0" distR="0" wp14:anchorId="4615CD4A" wp14:editId="3BED9B54">
+            <wp:extent cx="5731510" cy="2944495"/>
+            <wp:effectExtent l="0" t="0" r="2540" b="8255"/>
+            <wp:docPr id="1505712275" name="Picture 1"/>
             <wp:cNvGraphicFramePr>
               <a:graphicFrameLocks xmlns:a="http://schemas.openxmlformats.org/drawingml/2006/main" noChangeAspect="1"/>
             </wp:cNvGraphicFramePr>
@@ -16,11 +61,81 @@
               <a:graphicData uri="http://schemas.openxmlformats.org/drawingml/2006/picture">
                 <pic:pic xmlns:pic="http://schemas.openxmlformats.org/drawingml/2006/picture">
                   <pic:nvPicPr>
-                    <pic:cNvPr id="1787185940" name=""/>
+                    <pic:cNvPr id="1505712275" name=""/>
                     <pic:cNvPicPr/>
                   </pic:nvPicPr>
                   <pic:blipFill>
-                    <a:blip r:embed="rId4"/>
+                    <a:blip r:embed="rId5"/>
+                    <a:stretch>
+                      <a:fillRect/>
+                    </a:stretch>
+                  </pic:blipFill>
+                  <pic:spPr>
+                    <a:xfrm>
+                      <a:off x="0" y="0"/>
+                      <a:ext cx="5731510" cy="2944495"/>
+                    </a:xfrm>
+                    <a:prstGeom prst="rect">
+                      <a:avLst/>
+                    </a:prstGeom>
+                  </pic:spPr>
+                </pic:pic>
+              </a:graphicData>
+            </a:graphic>
+          </wp:inline>
+        </w:drawing>
+      </w:r>
+    </w:p>
+    <w:p/>
+    <w:p>
+      <w:r>
+        <w:rPr>
+          <w:b/>
+          <w:bCs/>
+        </w:rPr>
+        <w:t xml:space="preserve">2.  </w:t>
+      </w:r>
+      <w:r>
+        <w:rPr>
+          <w:b/>
+          <w:bCs/>
+        </w:rPr>
+        <w:t>Step:</w:t>
+      </w:r>
+      <w:r>
+        <w:t xml:space="preserve"> Created an </w:t>
+      </w:r>
+      <w:r>
+        <w:rPr>
+          <w:b/>
+          <w:bCs/>
+        </w:rPr>
+        <w:t>Azure for Students</w:t>
+      </w:r>
+      <w:r>
+        <w:t xml:space="preserve"> account.</w:t>
+      </w:r>
+    </w:p>
+    <w:p/>
+    <w:p>
+      <w:r>
+        <w:drawing>
+          <wp:inline distT="0" distB="0" distL="0" distR="0" wp14:anchorId="3B0A19CE" wp14:editId="47F25EE1">
+            <wp:extent cx="5731510" cy="2928620"/>
+            <wp:effectExtent l="0" t="0" r="2540" b="5080"/>
+            <wp:docPr id="1814091756" name="Picture 1"/>
+            <wp:cNvGraphicFramePr>
+              <a:graphicFrameLocks xmlns:a="http://schemas.openxmlformats.org/drawingml/2006/main" noChangeAspect="1"/>
+            </wp:cNvGraphicFramePr>
+            <a:graphic xmlns:a="http://schemas.openxmlformats.org/drawingml/2006/main">
+              <a:graphicData uri="http://schemas.openxmlformats.org/drawingml/2006/picture">
+                <pic:pic xmlns:pic="http://schemas.openxmlformats.org/drawingml/2006/picture">
+                  <pic:nvPicPr>
+                    <pic:cNvPr id="1814091756" name=""/>
+                    <pic:cNvPicPr/>
+                  </pic:nvPicPr>
+                  <pic:blipFill>
+                    <a:blip r:embed="rId6"/>
                     <a:stretch>
                       <a:fillRect/>
                     </a:stretch>
@@ -42,8 +157,63 @@
       </w:r>
     </w:p>
     <w:p/>
-    <w:p>
-      <w:r>
+    <w:p/>
+    <w:p>
+      <w:r>
+        <w:rPr>
+          <w:noProof/>
+        </w:rPr>
+        <w:drawing>
+          <wp:inline distT="0" distB="0" distL="0" distR="0" wp14:anchorId="1AF7EAF3" wp14:editId="45C1BA60">
+            <wp:extent cx="5731510" cy="2928620"/>
+            <wp:effectExtent l="0" t="0" r="2540" b="5080"/>
+            <wp:docPr id="1787185940" name="Picture 1"/>
+            <wp:cNvGraphicFramePr>
+              <a:graphicFrameLocks xmlns:a="http://schemas.openxmlformats.org/drawingml/2006/main" noChangeAspect="1"/>
+            </wp:cNvGraphicFramePr>
+            <a:graphic xmlns:a="http://schemas.openxmlformats.org/drawingml/2006/main">
+              <a:graphicData uri="http://schemas.openxmlformats.org/drawingml/2006/picture">
+                <pic:pic xmlns:pic="http://schemas.openxmlformats.org/drawingml/2006/picture">
+                  <pic:nvPicPr>
+                    <pic:cNvPr id="1787185940" name=""/>
+                    <pic:cNvPicPr/>
+                  </pic:nvPicPr>
+                  <pic:blipFill>
+                    <a:blip r:embed="rId7"/>
+                    <a:stretch>
+                      <a:fillRect/>
+                    </a:stretch>
+                  </pic:blipFill>
+                  <pic:spPr>
+                    <a:xfrm>
+                      <a:off x="0" y="0"/>
+                      <a:ext cx="5731510" cy="2928620"/>
+                    </a:xfrm>
+                    <a:prstGeom prst="rect">
+                      <a:avLst/>
+                    </a:prstGeom>
+                  </pic:spPr>
+                </pic:pic>
+              </a:graphicData>
+            </a:graphic>
+          </wp:inline>
+        </w:drawing>
+      </w:r>
+    </w:p>
+    <w:p/>
+    <w:p>
+      <w:r>
+        <w:t xml:space="preserve">3. </w:t>
+      </w:r>
+      <w:r>
+        <w:t>Resource Group (RG) Creation:</w:t>
+      </w:r>
+    </w:p>
+    <w:p>
+      <w:r>
+        <w:rPr>
+          <w:noProof/>
+        </w:rPr>
         <w:drawing>
           <wp:inline distT="0" distB="0" distL="0" distR="0" wp14:anchorId="038A2E27" wp14:editId="18DEEF81">
             <wp:extent cx="5731510" cy="2769870"/>
@@ -60,7 +230,7 @@
                     <pic:cNvPicPr/>
                   </pic:nvPicPr>
                   <pic:blipFill>
-                    <a:blip r:embed="rId5"/>
+                    <a:blip r:embed="rId8"/>
                     <a:stretch>
                       <a:fillRect/>
                     </a:stretch>
@@ -83,6 +253,9 @@
     </w:p>
     <w:p>
       <w:r>
+        <w:rPr>
+          <w:noProof/>
+        </w:rPr>
         <w:lastRenderedPageBreak/>
         <w:drawing>
           <wp:inline distT="0" distB="0" distL="0" distR="0" wp14:anchorId="71EB9B2C" wp14:editId="3489FEB4">
@@ -100,7 +273,7 @@
                     <pic:cNvPicPr/>
                   </pic:nvPicPr>
                   <pic:blipFill>
-                    <a:blip r:embed="rId6"/>
+                    <a:blip r:embed="rId9"/>
                     <a:stretch>
                       <a:fillRect/>
                     </a:stretch>
@@ -124,6 +297,42 @@
     <w:p/>
     <w:p>
       <w:r>
+        <w:rPr>
+          <w:b/>
+          <w:bCs/>
+        </w:rPr>
+        <w:t>App Service Plan:</w:t>
+      </w:r>
+      <w:r>
+        <w:t xml:space="preserve">  Search </w:t>
+      </w:r>
+      <w:r>
+        <w:rPr>
+          <w:b/>
+          <w:bCs/>
+        </w:rPr>
+        <w:t>App Service Plans</w:t>
+      </w:r>
+      <w:r>
+        <w:t xml:space="preserve"> </w:t>
+      </w:r>
+      <w:r>
+        <w:rPr>
+          <w:b/>
+          <w:bCs/>
+        </w:rPr>
+        <w:t>Create</w:t>
+      </w:r>
+      <w:r>
+        <w:t>.</w:t>
+      </w:r>
+    </w:p>
+    <w:p/>
+    <w:p>
+      <w:r>
+        <w:rPr>
+          <w:noProof/>
+        </w:rPr>
         <w:drawing>
           <wp:inline distT="0" distB="0" distL="0" distR="0" wp14:anchorId="6B87AC1F" wp14:editId="0FF52691">
             <wp:extent cx="5731510" cy="2916555"/>
@@ -140,7 +349,7 @@
                     <pic:cNvPicPr/>
                   </pic:nvPicPr>
                   <pic:blipFill>
-                    <a:blip r:embed="rId7"/>
+                    <a:blip r:embed="rId10"/>
                     <a:stretch>
                       <a:fillRect/>
                     </a:stretch>
@@ -161,49 +370,14 @@
         </w:drawing>
       </w:r>
     </w:p>
-    <w:p>
-      <w:r>
+    <w:p/>
+    <w:p/>
+    <w:p>
+      <w:r>
+        <w:rPr>
+          <w:noProof/>
+        </w:rPr>
         <w:lastRenderedPageBreak/>
-        <w:drawing>
-          <wp:inline distT="0" distB="0" distL="0" distR="0" wp14:anchorId="6414A4FD" wp14:editId="78C9EA26">
-            <wp:extent cx="5731510" cy="2785110"/>
-            <wp:effectExtent l="0" t="0" r="2540" b="0"/>
-            <wp:docPr id="630902460" name="Picture 1"/>
-            <wp:cNvGraphicFramePr>
-              <a:graphicFrameLocks xmlns:a="http://schemas.openxmlformats.org/drawingml/2006/main" noChangeAspect="1"/>
-            </wp:cNvGraphicFramePr>
-            <a:graphic xmlns:a="http://schemas.openxmlformats.org/drawingml/2006/main">
-              <a:graphicData uri="http://schemas.openxmlformats.org/drawingml/2006/picture">
-                <pic:pic xmlns:pic="http://schemas.openxmlformats.org/drawingml/2006/picture">
-                  <pic:nvPicPr>
-                    <pic:cNvPr id="630902460" name=""/>
-                    <pic:cNvPicPr/>
-                  </pic:nvPicPr>
-                  <pic:blipFill>
-                    <a:blip r:embed="rId8"/>
-                    <a:stretch>
-                      <a:fillRect/>
-                    </a:stretch>
-                  </pic:blipFill>
-                  <pic:spPr>
-                    <a:xfrm>
-                      <a:off x="0" y="0"/>
-                      <a:ext cx="5731510" cy="2785110"/>
-                    </a:xfrm>
-                    <a:prstGeom prst="rect">
-                      <a:avLst/>
-                    </a:prstGeom>
-                  </pic:spPr>
-                </pic:pic>
-              </a:graphicData>
-            </a:graphic>
-          </wp:inline>
-        </w:drawing>
-      </w:r>
-    </w:p>
-    <w:p/>
-    <w:p>
-      <w:r>
         <w:drawing>
           <wp:inline distT="0" distB="0" distL="0" distR="0" wp14:anchorId="4B5115FE" wp14:editId="04411846">
             <wp:extent cx="5731510" cy="2916555"/>
@@ -220,7 +394,7 @@
                     <pic:cNvPicPr/>
                   </pic:nvPicPr>
                   <pic:blipFill>
-                    <a:blip r:embed="rId9"/>
+                    <a:blip r:embed="rId11"/>
                     <a:stretch>
                       <a:fillRect/>
                     </a:stretch>
@@ -241,10 +415,23 @@
         </w:drawing>
       </w:r>
     </w:p>
-    <w:p/>
-    <w:p>
-      <w:r>
-        <w:lastRenderedPageBreak/>
+    <w:p>
+      <w:r>
+        <w:t xml:space="preserve">Search </w:t>
+      </w:r>
+      <w:r>
+        <w:rPr>
+          <w:b/>
+          <w:bCs/>
+        </w:rPr>
+        <w:t>Static Web Apps</w:t>
+      </w:r>
+    </w:p>
+    <w:p>
+      <w:r>
+        <w:rPr>
+          <w:noProof/>
+        </w:rPr>
         <w:drawing>
           <wp:inline distT="0" distB="0" distL="0" distR="0" wp14:anchorId="38452418" wp14:editId="21DDAEFB">
             <wp:extent cx="5731510" cy="2929890"/>
@@ -261,7 +448,7 @@
                     <pic:cNvPicPr/>
                   </pic:nvPicPr>
                   <pic:blipFill>
-                    <a:blip r:embed="rId10"/>
+                    <a:blip r:embed="rId12"/>
                     <a:stretch>
                       <a:fillRect/>
                     </a:stretch>
@@ -283,8 +470,31 @@
       </w:r>
     </w:p>
     <w:p/>
-    <w:p>
-      <w:r>
+    <w:p/>
+    <w:p/>
+    <w:p/>
+    <w:p/>
+    <w:p/>
+    <w:p/>
+    <w:p/>
+    <w:p>
+      <w:r>
+        <w:rPr>
+          <w:b/>
+          <w:bCs/>
+        </w:rPr>
+        <w:lastRenderedPageBreak/>
+        <w:t>Create</w:t>
+      </w:r>
+      <w:r>
+        <w:t>.</w:t>
+      </w:r>
+    </w:p>
+    <w:p>
+      <w:r>
+        <w:rPr>
+          <w:noProof/>
+        </w:rPr>
         <w:drawing>
           <wp:inline distT="0" distB="0" distL="0" distR="0" wp14:anchorId="130E2D5A" wp14:editId="3E68B356">
             <wp:extent cx="5731510" cy="2934335"/>
@@ -301,7 +511,7 @@
                     <pic:cNvPicPr/>
                   </pic:nvPicPr>
                   <pic:blipFill>
-                    <a:blip r:embed="rId11"/>
+                    <a:blip r:embed="rId13"/>
                     <a:stretch>
                       <a:fillRect/>
                     </a:stretch>
@@ -324,7 +534,113 @@
     </w:p>
     <w:p>
       <w:r>
-        <w:lastRenderedPageBreak/>
+        <w:rPr>
+          <w:b/>
+          <w:bCs/>
+        </w:rPr>
+        <w:t>Basics Tab:</w:t>
+      </w:r>
+    </w:p>
+    <w:p>
+      <w:pPr>
+        <w:numPr>
+          <w:ilvl w:val="0"/>
+          <w:numId w:val="2"/>
+        </w:numPr>
+      </w:pPr>
+      <w:r>
+        <w:rPr>
+          <w:b/>
+          <w:bCs/>
+        </w:rPr>
+        <w:t>Subscription:</w:t>
+      </w:r>
+      <w:r>
+        <w:t xml:space="preserve"> Azure for Students.</w:t>
+      </w:r>
+    </w:p>
+    <w:p>
+      <w:pPr>
+        <w:numPr>
+          <w:ilvl w:val="0"/>
+          <w:numId w:val="2"/>
+        </w:numPr>
+      </w:pPr>
+      <w:r>
+        <w:rPr>
+          <w:b/>
+          <w:bCs/>
+        </w:rPr>
+        <w:t>Resource Group:</w:t>
+      </w:r>
+      <w:r>
+        <w:t xml:space="preserve"> Select </w:t>
+      </w:r>
+      <w:r>
+        <w:t>Azure-hosting-demo</w:t>
+      </w:r>
+      <w:r>
+        <w:t>.</w:t>
+      </w:r>
+    </w:p>
+    <w:p>
+      <w:pPr>
+        <w:numPr>
+          <w:ilvl w:val="0"/>
+          <w:numId w:val="2"/>
+        </w:numPr>
+      </w:pPr>
+      <w:r>
+        <w:rPr>
+          <w:b/>
+          <w:bCs/>
+        </w:rPr>
+        <w:t>Name:</w:t>
+      </w:r>
+      <w:r>
+        <w:t xml:space="preserve"> </w:t>
+      </w:r>
+      <w:r>
+        <w:t>React-hosting</w:t>
+      </w:r>
+      <w:r>
+        <w:t xml:space="preserve"> (or your project name).</w:t>
+      </w:r>
+    </w:p>
+    <w:p>
+      <w:pPr>
+        <w:numPr>
+          <w:ilvl w:val="0"/>
+          <w:numId w:val="2"/>
+        </w:numPr>
+      </w:pPr>
+      <w:r>
+        <w:rPr>
+          <w:b/>
+          <w:bCs/>
+        </w:rPr>
+        <w:t>Plan Type:</w:t>
+      </w:r>
+      <w:r>
+        <w:t xml:space="preserve"> </w:t>
+      </w:r>
+      <w:r>
+        <w:rPr>
+          <w:b/>
+          <w:bCs/>
+        </w:rPr>
+        <w:t>Free</w:t>
+      </w:r>
+      <w:r>
+        <w:t xml:space="preserve"> (For hobby/student projects).</w:t>
+      </w:r>
+    </w:p>
+    <w:p/>
+    <w:p>
+      <w:r>
+        <w:rPr>
+          <w:noProof/>
+        </w:rPr>
         <w:drawing>
           <wp:inline distT="0" distB="0" distL="0" distR="0" wp14:anchorId="01E6226C" wp14:editId="57D36E3A">
             <wp:extent cx="5731510" cy="2922905"/>
@@ -341,7 +657,7 @@
                     <pic:cNvPicPr/>
                   </pic:nvPicPr>
                   <pic:blipFill>
-                    <a:blip r:embed="rId12"/>
+                    <a:blip r:embed="rId14"/>
                     <a:stretch>
                       <a:fillRect/>
                     </a:stretch>
@@ -362,8 +678,82 @@
         </w:drawing>
       </w:r>
     </w:p>
-    <w:p>
-      <w:r>
+    <w:p/>
+    <w:p/>
+    <w:p>
+      <w:r>
+        <w:lastRenderedPageBreak/>
+        <w:t xml:space="preserve">Select </w:t>
+      </w:r>
+      <w:r>
+        <w:rPr>
+          <w:b/>
+          <w:bCs/>
+        </w:rPr>
+        <w:t>GitHub</w:t>
+      </w:r>
+      <w:r>
+        <w:t>.</w:t>
+      </w:r>
+      <w:r>
+        <w:t xml:space="preserve"> </w:t>
+      </w:r>
+      <w:r>
+        <w:rPr>
+          <w:b/>
+          <w:bCs/>
+        </w:rPr>
+        <w:t>Sign in with GitHub</w:t>
+      </w:r>
+      <w:r>
+        <w:t>.</w:t>
+      </w:r>
+    </w:p>
+    <w:p>
+      <w:r>
+        <w:t>Authorize Azure to access your repositories.</w:t>
+      </w:r>
+    </w:p>
+    <w:p>
+      <w:r>
+        <w:t xml:space="preserve">Select your </w:t>
+      </w:r>
+      <w:r>
+        <w:rPr>
+          <w:b/>
+          <w:bCs/>
+        </w:rPr>
+        <w:t>Organization</w:t>
+      </w:r>
+      <w:r>
+        <w:t xml:space="preserve">, </w:t>
+      </w:r>
+      <w:r>
+        <w:rPr>
+          <w:b/>
+          <w:bCs/>
+        </w:rPr>
+        <w:t>Repository</w:t>
+      </w:r>
+      <w:r>
+        <w:t xml:space="preserve">, and </w:t>
+      </w:r>
+      <w:r>
+        <w:rPr>
+          <w:b/>
+          <w:bCs/>
+        </w:rPr>
+        <w:t>Branch</w:t>
+      </w:r>
+      <w:r>
+        <w:t xml:space="preserve"> (usually main).</w:t>
+      </w:r>
+    </w:p>
+    <w:p>
+      <w:r>
+        <w:rPr>
+          <w:noProof/>
+        </w:rPr>
         <w:drawing>
           <wp:inline distT="0" distB="0" distL="0" distR="0" wp14:anchorId="70E565C3" wp14:editId="0EE30E04">
             <wp:extent cx="5731510" cy="2916555"/>
@@ -380,7 +770,7 @@
                     <pic:cNvPicPr/>
                   </pic:nvPicPr>
                   <pic:blipFill>
-                    <a:blip r:embed="rId13"/>
+                    <a:blip r:embed="rId15"/>
                     <a:stretch>
                       <a:fillRect/>
                     </a:stretch>
@@ -401,6 +791,486 @@
         </w:drawing>
       </w:r>
     </w:p>
+    <w:p/>
+    <w:p>
+      <w:r>
+        <w:drawing>
+          <wp:inline distT="0" distB="0" distL="0" distR="0" wp14:anchorId="7910294A" wp14:editId="152A5347">
+            <wp:extent cx="5731510" cy="2919730"/>
+            <wp:effectExtent l="0" t="0" r="2540" b="0"/>
+            <wp:docPr id="2034409870" name="Picture 1"/>
+            <wp:cNvGraphicFramePr>
+              <a:graphicFrameLocks xmlns:a="http://schemas.openxmlformats.org/drawingml/2006/main" noChangeAspect="1"/>
+            </wp:cNvGraphicFramePr>
+            <a:graphic xmlns:a="http://schemas.openxmlformats.org/drawingml/2006/main">
+              <a:graphicData uri="http://schemas.openxmlformats.org/drawingml/2006/picture">
+                <pic:pic xmlns:pic="http://schemas.openxmlformats.org/drawingml/2006/picture">
+                  <pic:nvPicPr>
+                    <pic:cNvPr id="2034409870" name=""/>
+                    <pic:cNvPicPr/>
+                  </pic:nvPicPr>
+                  <pic:blipFill>
+                    <a:blip r:embed="rId16"/>
+                    <a:stretch>
+                      <a:fillRect/>
+                    </a:stretch>
+                  </pic:blipFill>
+                  <pic:spPr>
+                    <a:xfrm>
+                      <a:off x="0" y="0"/>
+                      <a:ext cx="5731510" cy="2919730"/>
+                    </a:xfrm>
+                    <a:prstGeom prst="rect">
+                      <a:avLst/>
+                    </a:prstGeom>
+                  </pic:spPr>
+                </pic:pic>
+              </a:graphicData>
+            </a:graphic>
+          </wp:inline>
+        </w:drawing>
+      </w:r>
+    </w:p>
+    <w:p/>
+    <w:p/>
+    <w:p/>
+    <w:p/>
+    <w:p/>
+    <w:p>
+      <w:r>
+        <w:rPr>
+          <w:b/>
+          <w:bCs/>
+        </w:rPr>
+        <w:lastRenderedPageBreak/>
+        <w:t>Advanced Networking:</w:t>
+      </w:r>
+    </w:p>
+    <w:p>
+      <w:pPr>
+        <w:numPr>
+          <w:ilvl w:val="0"/>
+          <w:numId w:val="3"/>
+        </w:numPr>
+      </w:pPr>
+      <w:r>
+        <w:t xml:space="preserve">Check </w:t>
+      </w:r>
+      <w:r>
+        <w:rPr>
+          <w:b/>
+          <w:bCs/>
+        </w:rPr>
+        <w:t>Allowed Region Policy</w:t>
+      </w:r>
+      <w:r>
+        <w:t xml:space="preserve"> to ensure compliance with Azure's student sandbox restrictions.</w:t>
+      </w:r>
+    </w:p>
+    <w:p>
+      <w:r>
+        <w:drawing>
+          <wp:inline distT="0" distB="0" distL="0" distR="0" wp14:anchorId="79CD1E0F" wp14:editId="0BA6ED7A">
+            <wp:extent cx="5731510" cy="2943860"/>
+            <wp:effectExtent l="0" t="0" r="2540" b="8890"/>
+            <wp:docPr id="1225283515" name="Picture 1"/>
+            <wp:cNvGraphicFramePr>
+              <a:graphicFrameLocks xmlns:a="http://schemas.openxmlformats.org/drawingml/2006/main" noChangeAspect="1"/>
+            </wp:cNvGraphicFramePr>
+            <a:graphic xmlns:a="http://schemas.openxmlformats.org/drawingml/2006/main">
+              <a:graphicData uri="http://schemas.openxmlformats.org/drawingml/2006/picture">
+                <pic:pic xmlns:pic="http://schemas.openxmlformats.org/drawingml/2006/picture">
+                  <pic:nvPicPr>
+                    <pic:cNvPr id="1225283515" name=""/>
+                    <pic:cNvPicPr/>
+                  </pic:nvPicPr>
+                  <pic:blipFill>
+                    <a:blip r:embed="rId17"/>
+                    <a:stretch>
+                      <a:fillRect/>
+                    </a:stretch>
+                  </pic:blipFill>
+                  <pic:spPr>
+                    <a:xfrm>
+                      <a:off x="0" y="0"/>
+                      <a:ext cx="5731510" cy="2943860"/>
+                    </a:xfrm>
+                    <a:prstGeom prst="rect">
+                      <a:avLst/>
+                    </a:prstGeom>
+                  </pic:spPr>
+                </pic:pic>
+              </a:graphicData>
+            </a:graphic>
+          </wp:inline>
+        </w:drawing>
+      </w:r>
+    </w:p>
+    <w:p>
+      <w:r>
+        <w:rPr>
+          <w:b/>
+          <w:bCs/>
+        </w:rPr>
+        <w:t>Finalize:</w:t>
+      </w:r>
+      <w:r>
+        <w:t xml:space="preserve"> Click </w:t>
+      </w:r>
+      <w:r>
+        <w:rPr>
+          <w:b/>
+          <w:bCs/>
+        </w:rPr>
+        <w:t>Review + Create</w:t>
+      </w:r>
+      <w:r>
+        <w:t>.</w:t>
+      </w:r>
+    </w:p>
+    <w:p>
+      <w:r>
+        <w:drawing>
+          <wp:inline distT="0" distB="0" distL="0" distR="0" wp14:anchorId="3B32B5A7" wp14:editId="034F2256">
+            <wp:extent cx="5731510" cy="2934335"/>
+            <wp:effectExtent l="0" t="0" r="2540" b="0"/>
+            <wp:docPr id="1271940820" name="Picture 1"/>
+            <wp:cNvGraphicFramePr>
+              <a:graphicFrameLocks xmlns:a="http://schemas.openxmlformats.org/drawingml/2006/main" noChangeAspect="1"/>
+            </wp:cNvGraphicFramePr>
+            <a:graphic xmlns:a="http://schemas.openxmlformats.org/drawingml/2006/main">
+              <a:graphicData uri="http://schemas.openxmlformats.org/drawingml/2006/picture">
+                <pic:pic xmlns:pic="http://schemas.openxmlformats.org/drawingml/2006/picture">
+                  <pic:nvPicPr>
+                    <pic:cNvPr id="1271940820" name=""/>
+                    <pic:cNvPicPr/>
+                  </pic:nvPicPr>
+                  <pic:blipFill>
+                    <a:blip r:embed="rId18"/>
+                    <a:stretch>
+                      <a:fillRect/>
+                    </a:stretch>
+                  </pic:blipFill>
+                  <pic:spPr>
+                    <a:xfrm>
+                      <a:off x="0" y="0"/>
+                      <a:ext cx="5731510" cy="2934335"/>
+                    </a:xfrm>
+                    <a:prstGeom prst="rect">
+                      <a:avLst/>
+                    </a:prstGeom>
+                  </pic:spPr>
+                </pic:pic>
+              </a:graphicData>
+            </a:graphic>
+          </wp:inline>
+        </w:drawing>
+      </w:r>
+    </w:p>
+    <w:p>
+      <w:pPr>
+        <w:rPr>
+          <w:b/>
+          <w:bCs/>
+        </w:rPr>
+      </w:pPr>
+      <w:r>
+        <w:rPr>
+          <w:b/>
+          <w:bCs/>
+        </w:rPr>
+        <w:t>Phase 4: Automation &amp; Deployment (The "Trigger")</w:t>
+      </w:r>
+    </w:p>
+    <w:p>
+      <w:r>
+        <w:t>Once created, Azure automatically injects a workflow file into your GitHub repository.</w:t>
+      </w:r>
+    </w:p>
+    <w:p>
+      <w:pPr>
+        <w:numPr>
+          <w:ilvl w:val="0"/>
+          <w:numId w:val="4"/>
+        </w:numPr>
+      </w:pPr>
+      <w:r>
+        <w:rPr>
+          <w:b/>
+          <w:bCs/>
+        </w:rPr>
+        <w:t>GitHub Actions:</w:t>
+      </w:r>
+      <w:r>
+        <w:t xml:space="preserve"> Go to your GitHub Repository </w:t>
+      </w:r>
+      <w:r>
+        <w:rPr>
+          <w:b/>
+          <w:bCs/>
+        </w:rPr>
+        <w:t>Actions</w:t>
+      </w:r>
+      <w:r>
+        <w:t xml:space="preserve"> tab.</w:t>
+      </w:r>
+    </w:p>
+    <w:p>
+      <w:pPr>
+        <w:numPr>
+          <w:ilvl w:val="0"/>
+          <w:numId w:val="4"/>
+        </w:numPr>
+      </w:pPr>
+      <w:r>
+        <w:rPr>
+          <w:b/>
+          <w:bCs/>
+        </w:rPr>
+        <w:t>Workflow Execution:</w:t>
+      </w:r>
+      <w:r>
+        <w:t xml:space="preserve"> You will see a live "Job" running. This is the </w:t>
+      </w:r>
+      <w:r>
+        <w:rPr>
+          <w:b/>
+          <w:bCs/>
+        </w:rPr>
+        <w:t>CI/CD pipeline</w:t>
+      </w:r>
+      <w:r>
+        <w:t xml:space="preserve"> compiling your code and pushing it to Azure servers.</w:t>
+      </w:r>
+    </w:p>
+    <w:p>
+      <w:pPr>
+        <w:numPr>
+          <w:ilvl w:val="0"/>
+          <w:numId w:val="4"/>
+        </w:numPr>
+      </w:pPr>
+      <w:r>
+        <w:rPr>
+          <w:b/>
+          <w:bCs/>
+        </w:rPr>
+        <w:lastRenderedPageBreak/>
+        <w:t>Deployment Success:</w:t>
+      </w:r>
+      <w:r>
+        <w:t xml:space="preserve"> Once the green checkmark appears in GitHub, return to the Azure Portal.</w:t>
+      </w:r>
+    </w:p>
+    <w:p>
+      <w:r>
+        <w:t>Once Azure displays the "Deployment Succeeded" message, follow these steps to verify the cloud environment.</w:t>
+      </w:r>
+    </w:p>
+    <w:p>
+      <w:pPr>
+        <w:numPr>
+          <w:ilvl w:val="0"/>
+          <w:numId w:val="5"/>
+        </w:numPr>
+      </w:pPr>
+      <w:r>
+        <w:rPr>
+          <w:b/>
+          <w:bCs/>
+        </w:rPr>
+        <w:t>Resource Navigation:</w:t>
+      </w:r>
+      <w:r>
+        <w:t xml:space="preserve"> Click the </w:t>
+      </w:r>
+      <w:r>
+        <w:rPr>
+          <w:b/>
+          <w:bCs/>
+        </w:rPr>
+        <w:t>Go to resource</w:t>
+      </w:r>
+      <w:r>
+        <w:t xml:space="preserve"> button to open the Static Web App Management dashboard.</w:t>
+      </w:r>
+    </w:p>
+    <w:p>
+      <w:r>
+        <w:drawing>
+          <wp:inline distT="0" distB="0" distL="0" distR="0" wp14:anchorId="045450F2" wp14:editId="00D84D4F">
+            <wp:extent cx="5731510" cy="2919730"/>
+            <wp:effectExtent l="0" t="0" r="2540" b="0"/>
+            <wp:docPr id="477748419" name="Picture 1"/>
+            <wp:cNvGraphicFramePr>
+              <a:graphicFrameLocks xmlns:a="http://schemas.openxmlformats.org/drawingml/2006/main" noChangeAspect="1"/>
+            </wp:cNvGraphicFramePr>
+            <a:graphic xmlns:a="http://schemas.openxmlformats.org/drawingml/2006/main">
+              <a:graphicData uri="http://schemas.openxmlformats.org/drawingml/2006/picture">
+                <pic:pic xmlns:pic="http://schemas.openxmlformats.org/drawingml/2006/picture">
+                  <pic:nvPicPr>
+                    <pic:cNvPr id="477748419" name=""/>
+                    <pic:cNvPicPr/>
+                  </pic:nvPicPr>
+                  <pic:blipFill>
+                    <a:blip r:embed="rId19"/>
+                    <a:stretch>
+                      <a:fillRect/>
+                    </a:stretch>
+                  </pic:blipFill>
+                  <pic:spPr>
+                    <a:xfrm>
+                      <a:off x="0" y="0"/>
+                      <a:ext cx="5731510" cy="2919730"/>
+                    </a:xfrm>
+                    <a:prstGeom prst="rect">
+                      <a:avLst/>
+                    </a:prstGeom>
+                  </pic:spPr>
+                </pic:pic>
+              </a:graphicData>
+            </a:graphic>
+          </wp:inline>
+        </w:drawing>
+      </w:r>
+    </w:p>
+    <w:p>
+      <w:r>
+        <w:rPr>
+          <w:b/>
+          <w:bCs/>
+        </w:rPr>
+        <w:t>Live Access:</w:t>
+      </w:r>
+      <w:r>
+        <w:t xml:space="preserve"> Click the URL link. This will open your website in a new browser tab.</w:t>
+      </w:r>
+    </w:p>
+    <w:p>
+      <w:r>
+        <w:drawing>
+          <wp:inline distT="0" distB="0" distL="0" distR="0" wp14:anchorId="18EE76ED" wp14:editId="2D09EC12">
+            <wp:extent cx="5731510" cy="2922905"/>
+            <wp:effectExtent l="0" t="0" r="2540" b="0"/>
+            <wp:docPr id="1686006685" name="Picture 1"/>
+            <wp:cNvGraphicFramePr>
+              <a:graphicFrameLocks xmlns:a="http://schemas.openxmlformats.org/drawingml/2006/main" noChangeAspect="1"/>
+            </wp:cNvGraphicFramePr>
+            <a:graphic xmlns:a="http://schemas.openxmlformats.org/drawingml/2006/main">
+              <a:graphicData uri="http://schemas.openxmlformats.org/drawingml/2006/picture">
+                <pic:pic xmlns:pic="http://schemas.openxmlformats.org/drawingml/2006/picture">
+                  <pic:nvPicPr>
+                    <pic:cNvPr id="1686006685" name=""/>
+                    <pic:cNvPicPr/>
+                  </pic:nvPicPr>
+                  <pic:blipFill>
+                    <a:blip r:embed="rId20"/>
+                    <a:stretch>
+                      <a:fillRect/>
+                    </a:stretch>
+                  </pic:blipFill>
+                  <pic:spPr>
+                    <a:xfrm>
+                      <a:off x="0" y="0"/>
+                      <a:ext cx="5731510" cy="2922905"/>
+                    </a:xfrm>
+                    <a:prstGeom prst="rect">
+                      <a:avLst/>
+                    </a:prstGeom>
+                  </pic:spPr>
+                </pic:pic>
+              </a:graphicData>
+            </a:graphic>
+          </wp:inline>
+        </w:drawing>
+      </w:r>
+    </w:p>
+    <w:p>
+      <w:r>
+        <w:lastRenderedPageBreak/>
+        <w:drawing>
+          <wp:inline distT="0" distB="0" distL="0" distR="0" wp14:anchorId="65D55196" wp14:editId="24831B85">
+            <wp:extent cx="5731510" cy="3077845"/>
+            <wp:effectExtent l="0" t="0" r="2540" b="8255"/>
+            <wp:docPr id="1886964503" name="Picture 1"/>
+            <wp:cNvGraphicFramePr>
+              <a:graphicFrameLocks xmlns:a="http://schemas.openxmlformats.org/drawingml/2006/main" noChangeAspect="1"/>
+            </wp:cNvGraphicFramePr>
+            <a:graphic xmlns:a="http://schemas.openxmlformats.org/drawingml/2006/main">
+              <a:graphicData uri="http://schemas.openxmlformats.org/drawingml/2006/picture">
+                <pic:pic xmlns:pic="http://schemas.openxmlformats.org/drawingml/2006/picture">
+                  <pic:nvPicPr>
+                    <pic:cNvPr id="1886964503" name=""/>
+                    <pic:cNvPicPr/>
+                  </pic:nvPicPr>
+                  <pic:blipFill>
+                    <a:blip r:embed="rId21"/>
+                    <a:stretch>
+                      <a:fillRect/>
+                    </a:stretch>
+                  </pic:blipFill>
+                  <pic:spPr>
+                    <a:xfrm>
+                      <a:off x="0" y="0"/>
+                      <a:ext cx="5731510" cy="3077845"/>
+                    </a:xfrm>
+                    <a:prstGeom prst="rect">
+                      <a:avLst/>
+                    </a:prstGeom>
+                  </pic:spPr>
+                </pic:pic>
+              </a:graphicData>
+            </a:graphic>
+          </wp:inline>
+        </w:drawing>
+      </w:r>
+    </w:p>
+    <w:p/>
+    <w:p>
+      <w:proofErr w:type="gramStart"/>
+      <w:r>
+        <w:t>Conclusion</w:t>
+      </w:r>
+      <w:r>
+        <w:t xml:space="preserve"> :</w:t>
+      </w:r>
+      <w:proofErr w:type="gramEnd"/>
+    </w:p>
+    <w:p>
+      <w:r>
+        <w:t xml:space="preserve">By utilizing the </w:t>
+      </w:r>
+      <w:r>
+        <w:rPr>
+          <w:b/>
+          <w:bCs/>
+        </w:rPr>
+        <w:t>Azure Student Developer Pack</w:t>
+      </w:r>
+      <w:r>
+        <w:t xml:space="preserve">, this project successfully demonstrates a modern </w:t>
+      </w:r>
+      <w:r>
+        <w:rPr>
+          <w:b/>
+          <w:bCs/>
+        </w:rPr>
+        <w:t>DevOps workflow</w:t>
+      </w:r>
+      <w:r>
+        <w:t xml:space="preserve">. By decoupling the frontend hosting from a traditional server and using a </w:t>
+      </w:r>
+      <w:r>
+        <w:rPr>
+          <w:b/>
+          <w:bCs/>
+        </w:rPr>
+        <w:t>CI/CD pipeline</w:t>
+      </w:r>
+      <w:r>
+        <w:t>, we ensure that the deployment process is bug-free, automated, and highly scalable for future enhancements.</w:t>
+      </w:r>
+    </w:p>
     <w:sectPr>
       <w:pgSz w:w="11906" w:h="16838"/>
       <w:pgMar w:top="1440" w:right="1440" w:bottom="1440" w:left="1440" w:header="708" w:footer="708" w:gutter="0"/>
@@ -409,6 +1279,639 @@
     </w:sectPr>
   </w:body>
 </w:document>
+</file>
+
+<file path=word/numbering.xml><?xml version="1.0" encoding="utf-8"?>
+<w:numbering xmlns:wpc="http://schemas.microsoft.com/office/word/2010/wordprocessingCanvas" xmlns:cx="http://schemas.microsoft.com/office/drawing/2014/chartex" xmlns:cx1="http://schemas.microsoft.com/office/drawing/2015/9/8/chartex" xmlns:cx2="http://schemas.microsoft.com/office/drawing/2015/10/21/chartex" xmlns:cx3="http://schemas.microsoft.com/office/drawing/2016/5/9/chartex" xmlns:cx4="http://schemas.microsoft.com/office/drawing/2016/5/10/chartex" xmlns:cx5="http://schemas.microsoft.com/office/drawing/2016/5/11/chartex" xmlns:cx6="http://schemas.microsoft.com/office/drawing/2016/5/12/chartex" xmlns:cx7="http://schemas.microsoft.com/office/drawing/2016/5/13/chartex" xmlns:cx8="http://schemas.microsoft.com/office/drawing/2016/5/14/chartex" xmlns:mc="http://schemas.openxmlformats.org/markup-compatibility/2006" xmlns:aink="http://schemas.microsoft.com/office/drawing/2016/ink" xmlns:am3d="http://schemas.microsoft.com/office/drawing/2017/model3d" xmlns:o="urn:schemas-microsoft-com:office:office" xmlns:oel="http://schemas.microsoft.com/office/2019/extlst" xmlns:r="http://schemas.openxmlformats.org/officeDocument/2006/relationships" xmlns:m="http://schemas.openxmlformats.org/officeDocument/2006/math" xmlns:v="urn:schemas-microsoft-com:vml" xmlns:wp14="http://schemas.microsoft.com/office/word/2010/wordprocessingDrawing" xmlns:wp="http://schemas.openxmlformats.org/drawingml/2006/wordprocessingDrawing" xmlns:w10="urn:schemas-microsoft-com:office:word" xmlns:w="http://schemas.openxmlformats.org/wordprocessingml/2006/main" xmlns:w14="http://schemas.microsoft.com/office/word/2010/wordml" xmlns:w15="http://schemas.microsoft.com/office/word/2012/wordml" xmlns:w16cex="http://schemas.microsoft.com/office/word/2018/wordml/cex" xmlns:w16cid="http://schemas.microsoft.com/office/word/2016/wordml/cid" xmlns:w16="http://schemas.microsoft.com/office/word/2018/wordml" xmlns:w16du="http://schemas.microsoft.com/office/word/2023/wordml/word16du" xmlns:w16sdtdh="http://schemas.microsoft.com/office/word/2020/wordml/sdtdatahash" xmlns:w16sdtfl="http://schemas.microsoft.com/office/word/2024/wordml/sdtformatlock" xmlns:w16se="http://schemas.microsoft.com/office/word/2015/wordml/symex" xmlns:wpg="http://schemas.microsoft.com/office/word/2010/wordprocessingGroup" xmlns:wpi="http://schemas.microsoft.com/office/word/2010/wordprocessingInk" xmlns:wne="http://schemas.microsoft.com/office/word/2006/wordml" xmlns:wps="http://schemas.microsoft.com/office/word/2010/wordprocessingShape" mc:Ignorable="w14 w15 w16se w16cid w16 w16cex w16sdtdh w16sdtfl w16du wp14">
+  <w:abstractNum w:abstractNumId="0" w15:restartNumberingAfterBreak="0">
+    <w:nsid w:val="06966091"/>
+    <w:multiLevelType w:val="hybridMultilevel"/>
+    <w:tmpl w:val="741A7852"/>
+    <w:lvl w:ilvl="0" w:tplc="4009000F">
+      <w:start w:val="1"/>
+      <w:numFmt w:val="decimal"/>
+      <w:lvlText w:val="%1."/>
+      <w:lvlJc w:val="left"/>
+      <w:pPr>
+        <w:ind w:left="720" w:hanging="360"/>
+      </w:pPr>
+      <w:rPr>
+        <w:rFonts w:hint="default"/>
+      </w:rPr>
+    </w:lvl>
+    <w:lvl w:ilvl="1" w:tplc="40090019" w:tentative="1">
+      <w:start w:val="1"/>
+      <w:numFmt w:val="lowerLetter"/>
+      <w:lvlText w:val="%2."/>
+      <w:lvlJc w:val="left"/>
+      <w:pPr>
+        <w:ind w:left="1440" w:hanging="360"/>
+      </w:pPr>
+    </w:lvl>
+    <w:lvl w:ilvl="2" w:tplc="4009001B" w:tentative="1">
+      <w:start w:val="1"/>
+      <w:numFmt w:val="lowerRoman"/>
+      <w:lvlText w:val="%3."/>
+      <w:lvlJc w:val="right"/>
+      <w:pPr>
+        <w:ind w:left="2160" w:hanging="180"/>
+      </w:pPr>
+    </w:lvl>
+    <w:lvl w:ilvl="3" w:tplc="4009000F" w:tentative="1">
+      <w:start w:val="1"/>
+      <w:numFmt w:val="decimal"/>
+      <w:lvlText w:val="%4."/>
+      <w:lvlJc w:val="left"/>
+      <w:pPr>
+        <w:ind w:left="2880" w:hanging="360"/>
+      </w:pPr>
+    </w:lvl>
+    <w:lvl w:ilvl="4" w:tplc="40090019" w:tentative="1">
+      <w:start w:val="1"/>
+      <w:numFmt w:val="lowerLetter"/>
+      <w:lvlText w:val="%5."/>
+      <w:lvlJc w:val="left"/>
+      <w:pPr>
+        <w:ind w:left="3600" w:hanging="360"/>
+      </w:pPr>
+    </w:lvl>
+    <w:lvl w:ilvl="5" w:tplc="4009001B" w:tentative="1">
+      <w:start w:val="1"/>
+      <w:numFmt w:val="lowerRoman"/>
+      <w:lvlText w:val="%6."/>
+      <w:lvlJc w:val="right"/>
+      <w:pPr>
+        <w:ind w:left="4320" w:hanging="180"/>
+      </w:pPr>
+    </w:lvl>
+    <w:lvl w:ilvl="6" w:tplc="4009000F" w:tentative="1">
+      <w:start w:val="1"/>
+      <w:numFmt w:val="decimal"/>
+      <w:lvlText w:val="%7."/>
+      <w:lvlJc w:val="left"/>
+      <w:pPr>
+        <w:ind w:left="5040" w:hanging="360"/>
+      </w:pPr>
+    </w:lvl>
+    <w:lvl w:ilvl="7" w:tplc="40090019" w:tentative="1">
+      <w:start w:val="1"/>
+      <w:numFmt w:val="lowerLetter"/>
+      <w:lvlText w:val="%8."/>
+      <w:lvlJc w:val="left"/>
+      <w:pPr>
+        <w:ind w:left="5760" w:hanging="360"/>
+      </w:pPr>
+    </w:lvl>
+    <w:lvl w:ilvl="8" w:tplc="4009001B" w:tentative="1">
+      <w:start w:val="1"/>
+      <w:numFmt w:val="lowerRoman"/>
+      <w:lvlText w:val="%9."/>
+      <w:lvlJc w:val="right"/>
+      <w:pPr>
+        <w:ind w:left="6480" w:hanging="180"/>
+      </w:pPr>
+    </w:lvl>
+  </w:abstractNum>
+  <w:abstractNum w:abstractNumId="1" w15:restartNumberingAfterBreak="0">
+    <w:nsid w:val="1525713D"/>
+    <w:multiLevelType w:val="multilevel"/>
+    <w:tmpl w:val="242E85A6"/>
+    <w:lvl w:ilvl="0">
+      <w:start w:val="1"/>
+      <w:numFmt w:val="bullet"/>
+      <w:lvlText w:val=""/>
+      <w:lvlJc w:val="left"/>
+      <w:pPr>
+        <w:tabs>
+          <w:tab w:val="num" w:pos="720"/>
+        </w:tabs>
+        <w:ind w:left="720" w:hanging="360"/>
+      </w:pPr>
+      <w:rPr>
+        <w:rFonts w:ascii="Symbol" w:hAnsi="Symbol" w:hint="default"/>
+        <w:sz w:val="20"/>
+      </w:rPr>
+    </w:lvl>
+    <w:lvl w:ilvl="1" w:tentative="1">
+      <w:start w:val="1"/>
+      <w:numFmt w:val="bullet"/>
+      <w:lvlText w:val="o"/>
+      <w:lvlJc w:val="left"/>
+      <w:pPr>
+        <w:tabs>
+          <w:tab w:val="num" w:pos="1440"/>
+        </w:tabs>
+        <w:ind w:left="1440" w:hanging="360"/>
+      </w:pPr>
+      <w:rPr>
+        <w:rFonts w:ascii="Courier New" w:hAnsi="Courier New" w:hint="default"/>
+        <w:sz w:val="20"/>
+      </w:rPr>
+    </w:lvl>
+    <w:lvl w:ilvl="2" w:tentative="1">
+      <w:start w:val="1"/>
+      <w:numFmt w:val="bullet"/>
+      <w:lvlText w:val=""/>
+      <w:lvlJc w:val="left"/>
+      <w:pPr>
+        <w:tabs>
+          <w:tab w:val="num" w:pos="2160"/>
+        </w:tabs>
+        <w:ind w:left="2160" w:hanging="360"/>
+      </w:pPr>
+      <w:rPr>
+        <w:rFonts w:ascii="Wingdings" w:hAnsi="Wingdings" w:hint="default"/>
+        <w:sz w:val="20"/>
+      </w:rPr>
+    </w:lvl>
+    <w:lvl w:ilvl="3" w:tentative="1">
+      <w:start w:val="1"/>
+      <w:numFmt w:val="bullet"/>
+      <w:lvlText w:val=""/>
+      <w:lvlJc w:val="left"/>
+      <w:pPr>
+        <w:tabs>
+          <w:tab w:val="num" w:pos="2880"/>
+        </w:tabs>
+        <w:ind w:left="2880" w:hanging="360"/>
+      </w:pPr>
+      <w:rPr>
+        <w:rFonts w:ascii="Wingdings" w:hAnsi="Wingdings" w:hint="default"/>
+        <w:sz w:val="20"/>
+      </w:rPr>
+    </w:lvl>
+    <w:lvl w:ilvl="4" w:tentative="1">
+      <w:start w:val="1"/>
+      <w:numFmt w:val="bullet"/>
+      <w:lvlText w:val=""/>
+      <w:lvlJc w:val="left"/>
+      <w:pPr>
+        <w:tabs>
+          <w:tab w:val="num" w:pos="3600"/>
+        </w:tabs>
+        <w:ind w:left="3600" w:hanging="360"/>
+      </w:pPr>
+      <w:rPr>
+        <w:rFonts w:ascii="Wingdings" w:hAnsi="Wingdings" w:hint="default"/>
+        <w:sz w:val="20"/>
+      </w:rPr>
+    </w:lvl>
+    <w:lvl w:ilvl="5" w:tentative="1">
+      <w:start w:val="1"/>
+      <w:numFmt w:val="bullet"/>
+      <w:lvlText w:val=""/>
+      <w:lvlJc w:val="left"/>
+      <w:pPr>
+        <w:tabs>
+          <w:tab w:val="num" w:pos="4320"/>
+        </w:tabs>
+        <w:ind w:left="4320" w:hanging="360"/>
+      </w:pPr>
+      <w:rPr>
+        <w:rFonts w:ascii="Wingdings" w:hAnsi="Wingdings" w:hint="default"/>
+        <w:sz w:val="20"/>
+      </w:rPr>
+    </w:lvl>
+    <w:lvl w:ilvl="6" w:tentative="1">
+      <w:start w:val="1"/>
+      <w:numFmt w:val="bullet"/>
+      <w:lvlText w:val=""/>
+      <w:lvlJc w:val="left"/>
+      <w:pPr>
+        <w:tabs>
+          <w:tab w:val="num" w:pos="5040"/>
+        </w:tabs>
+        <w:ind w:left="5040" w:hanging="360"/>
+      </w:pPr>
+      <w:rPr>
+        <w:rFonts w:ascii="Wingdings" w:hAnsi="Wingdings" w:hint="default"/>
+        <w:sz w:val="20"/>
+      </w:rPr>
+    </w:lvl>
+    <w:lvl w:ilvl="7" w:tentative="1">
+      <w:start w:val="1"/>
+      <w:numFmt w:val="bullet"/>
+      <w:lvlText w:val=""/>
+      <w:lvlJc w:val="left"/>
+      <w:pPr>
+        <w:tabs>
+          <w:tab w:val="num" w:pos="5760"/>
+        </w:tabs>
+        <w:ind w:left="5760" w:hanging="360"/>
+      </w:pPr>
+      <w:rPr>
+        <w:rFonts w:ascii="Wingdings" w:hAnsi="Wingdings" w:hint="default"/>
+        <w:sz w:val="20"/>
+      </w:rPr>
+    </w:lvl>
+    <w:lvl w:ilvl="8" w:tentative="1">
+      <w:start w:val="1"/>
+      <w:numFmt w:val="bullet"/>
+      <w:lvlText w:val=""/>
+      <w:lvlJc w:val="left"/>
+      <w:pPr>
+        <w:tabs>
+          <w:tab w:val="num" w:pos="6480"/>
+        </w:tabs>
+        <w:ind w:left="6480" w:hanging="360"/>
+      </w:pPr>
+      <w:rPr>
+        <w:rFonts w:ascii="Wingdings" w:hAnsi="Wingdings" w:hint="default"/>
+        <w:sz w:val="20"/>
+      </w:rPr>
+    </w:lvl>
+  </w:abstractNum>
+  <w:abstractNum w:abstractNumId="2" w15:restartNumberingAfterBreak="0">
+    <w:nsid w:val="3E3C409B"/>
+    <w:multiLevelType w:val="multilevel"/>
+    <w:tmpl w:val="813A068E"/>
+    <w:lvl w:ilvl="0">
+      <w:start w:val="1"/>
+      <w:numFmt w:val="decimal"/>
+      <w:lvlText w:val="%1."/>
+      <w:lvlJc w:val="left"/>
+      <w:pPr>
+        <w:tabs>
+          <w:tab w:val="num" w:pos="720"/>
+        </w:tabs>
+        <w:ind w:left="720" w:hanging="360"/>
+      </w:pPr>
+    </w:lvl>
+    <w:lvl w:ilvl="1" w:tentative="1">
+      <w:start w:val="1"/>
+      <w:numFmt w:val="decimal"/>
+      <w:lvlText w:val="%2."/>
+      <w:lvlJc w:val="left"/>
+      <w:pPr>
+        <w:tabs>
+          <w:tab w:val="num" w:pos="1440"/>
+        </w:tabs>
+        <w:ind w:left="1440" w:hanging="360"/>
+      </w:pPr>
+    </w:lvl>
+    <w:lvl w:ilvl="2" w:tentative="1">
+      <w:start w:val="1"/>
+      <w:numFmt w:val="decimal"/>
+      <w:lvlText w:val="%3."/>
+      <w:lvlJc w:val="left"/>
+      <w:pPr>
+        <w:tabs>
+          <w:tab w:val="num" w:pos="2160"/>
+        </w:tabs>
+        <w:ind w:left="2160" w:hanging="360"/>
+      </w:pPr>
+    </w:lvl>
+    <w:lvl w:ilvl="3" w:tentative="1">
+      <w:start w:val="1"/>
+      <w:numFmt w:val="decimal"/>
+      <w:lvlText w:val="%4."/>
+      <w:lvlJc w:val="left"/>
+      <w:pPr>
+        <w:tabs>
+          <w:tab w:val="num" w:pos="2880"/>
+        </w:tabs>
+        <w:ind w:left="2880" w:hanging="360"/>
+      </w:pPr>
+    </w:lvl>
+    <w:lvl w:ilvl="4" w:tentative="1">
+      <w:start w:val="1"/>
+      <w:numFmt w:val="decimal"/>
+      <w:lvlText w:val="%5."/>
+      <w:lvlJc w:val="left"/>
+      <w:pPr>
+        <w:tabs>
+          <w:tab w:val="num" w:pos="3600"/>
+        </w:tabs>
+        <w:ind w:left="3600" w:hanging="360"/>
+      </w:pPr>
+    </w:lvl>
+    <w:lvl w:ilvl="5" w:tentative="1">
+      <w:start w:val="1"/>
+      <w:numFmt w:val="decimal"/>
+      <w:lvlText w:val="%6."/>
+      <w:lvlJc w:val="left"/>
+      <w:pPr>
+        <w:tabs>
+          <w:tab w:val="num" w:pos="4320"/>
+        </w:tabs>
+        <w:ind w:left="4320" w:hanging="360"/>
+      </w:pPr>
+    </w:lvl>
+    <w:lvl w:ilvl="6" w:tentative="1">
+      <w:start w:val="1"/>
+      <w:numFmt w:val="decimal"/>
+      <w:lvlText w:val="%7."/>
+      <w:lvlJc w:val="left"/>
+      <w:pPr>
+        <w:tabs>
+          <w:tab w:val="num" w:pos="5040"/>
+        </w:tabs>
+        <w:ind w:left="5040" w:hanging="360"/>
+      </w:pPr>
+    </w:lvl>
+    <w:lvl w:ilvl="7" w:tentative="1">
+      <w:start w:val="1"/>
+      <w:numFmt w:val="decimal"/>
+      <w:lvlText w:val="%8."/>
+      <w:lvlJc w:val="left"/>
+      <w:pPr>
+        <w:tabs>
+          <w:tab w:val="num" w:pos="5760"/>
+        </w:tabs>
+        <w:ind w:left="5760" w:hanging="360"/>
+      </w:pPr>
+    </w:lvl>
+    <w:lvl w:ilvl="8" w:tentative="1">
+      <w:start w:val="1"/>
+      <w:numFmt w:val="decimal"/>
+      <w:lvlText w:val="%9."/>
+      <w:lvlJc w:val="left"/>
+      <w:pPr>
+        <w:tabs>
+          <w:tab w:val="num" w:pos="6480"/>
+        </w:tabs>
+        <w:ind w:left="6480" w:hanging="360"/>
+      </w:pPr>
+    </w:lvl>
+  </w:abstractNum>
+  <w:abstractNum w:abstractNumId="3" w15:restartNumberingAfterBreak="0">
+    <w:nsid w:val="5DDC7F32"/>
+    <w:multiLevelType w:val="multilevel"/>
+    <w:tmpl w:val="0DF498A2"/>
+    <w:lvl w:ilvl="0">
+      <w:start w:val="1"/>
+      <w:numFmt w:val="decimal"/>
+      <w:lvlText w:val="%1."/>
+      <w:lvlJc w:val="left"/>
+      <w:pPr>
+        <w:tabs>
+          <w:tab w:val="num" w:pos="720"/>
+        </w:tabs>
+        <w:ind w:left="720" w:hanging="360"/>
+      </w:pPr>
+    </w:lvl>
+    <w:lvl w:ilvl="1" w:tentative="1">
+      <w:start w:val="1"/>
+      <w:numFmt w:val="decimal"/>
+      <w:lvlText w:val="%2."/>
+      <w:lvlJc w:val="left"/>
+      <w:pPr>
+        <w:tabs>
+          <w:tab w:val="num" w:pos="1440"/>
+        </w:tabs>
+        <w:ind w:left="1440" w:hanging="360"/>
+      </w:pPr>
+    </w:lvl>
+    <w:lvl w:ilvl="2" w:tentative="1">
+      <w:start w:val="1"/>
+      <w:numFmt w:val="decimal"/>
+      <w:lvlText w:val="%3."/>
+      <w:lvlJc w:val="left"/>
+      <w:pPr>
+        <w:tabs>
+          <w:tab w:val="num" w:pos="2160"/>
+        </w:tabs>
+        <w:ind w:left="2160" w:hanging="360"/>
+      </w:pPr>
+    </w:lvl>
+    <w:lvl w:ilvl="3" w:tentative="1">
+      <w:start w:val="1"/>
+      <w:numFmt w:val="decimal"/>
+      <w:lvlText w:val="%4."/>
+      <w:lvlJc w:val="left"/>
+      <w:pPr>
+        <w:tabs>
+          <w:tab w:val="num" w:pos="2880"/>
+        </w:tabs>
+        <w:ind w:left="2880" w:hanging="360"/>
+      </w:pPr>
+    </w:lvl>
+    <w:lvl w:ilvl="4" w:tentative="1">
+      <w:start w:val="1"/>
+      <w:numFmt w:val="decimal"/>
+      <w:lvlText w:val="%5."/>
+      <w:lvlJc w:val="left"/>
+      <w:pPr>
+        <w:tabs>
+          <w:tab w:val="num" w:pos="3600"/>
+        </w:tabs>
+        <w:ind w:left="3600" w:hanging="360"/>
+      </w:pPr>
+    </w:lvl>
+    <w:lvl w:ilvl="5" w:tentative="1">
+      <w:start w:val="1"/>
+      <w:numFmt w:val="decimal"/>
+      <w:lvlText w:val="%6."/>
+      <w:lvlJc w:val="left"/>
+      <w:pPr>
+        <w:tabs>
+          <w:tab w:val="num" w:pos="4320"/>
+        </w:tabs>
+        <w:ind w:left="4320" w:hanging="360"/>
+      </w:pPr>
+    </w:lvl>
+    <w:lvl w:ilvl="6" w:tentative="1">
+      <w:start w:val="1"/>
+      <w:numFmt w:val="decimal"/>
+      <w:lvlText w:val="%7."/>
+      <w:lvlJc w:val="left"/>
+      <w:pPr>
+        <w:tabs>
+          <w:tab w:val="num" w:pos="5040"/>
+        </w:tabs>
+        <w:ind w:left="5040" w:hanging="360"/>
+      </w:pPr>
+    </w:lvl>
+    <w:lvl w:ilvl="7" w:tentative="1">
+      <w:start w:val="1"/>
+      <w:numFmt w:val="decimal"/>
+      <w:lvlText w:val="%8."/>
+      <w:lvlJc w:val="left"/>
+      <w:pPr>
+        <w:tabs>
+          <w:tab w:val="num" w:pos="5760"/>
+        </w:tabs>
+        <w:ind w:left="5760" w:hanging="360"/>
+      </w:pPr>
+    </w:lvl>
+    <w:lvl w:ilvl="8" w:tentative="1">
+      <w:start w:val="1"/>
+      <w:numFmt w:val="decimal"/>
+      <w:lvlText w:val="%9."/>
+      <w:lvlJc w:val="left"/>
+      <w:pPr>
+        <w:tabs>
+          <w:tab w:val="num" w:pos="6480"/>
+        </w:tabs>
+        <w:ind w:left="6480" w:hanging="360"/>
+      </w:pPr>
+    </w:lvl>
+  </w:abstractNum>
+  <w:abstractNum w:abstractNumId="4" w15:restartNumberingAfterBreak="0">
+    <w:nsid w:val="6D977ECF"/>
+    <w:multiLevelType w:val="multilevel"/>
+    <w:tmpl w:val="5C92CF7A"/>
+    <w:lvl w:ilvl="0">
+      <w:start w:val="1"/>
+      <w:numFmt w:val="bullet"/>
+      <w:lvlText w:val=""/>
+      <w:lvlJc w:val="left"/>
+      <w:pPr>
+        <w:tabs>
+          <w:tab w:val="num" w:pos="720"/>
+        </w:tabs>
+        <w:ind w:left="720" w:hanging="360"/>
+      </w:pPr>
+      <w:rPr>
+        <w:rFonts w:ascii="Symbol" w:hAnsi="Symbol" w:hint="default"/>
+        <w:sz w:val="20"/>
+      </w:rPr>
+    </w:lvl>
+    <w:lvl w:ilvl="1" w:tentative="1">
+      <w:start w:val="1"/>
+      <w:numFmt w:val="bullet"/>
+      <w:lvlText w:val="o"/>
+      <w:lvlJc w:val="left"/>
+      <w:pPr>
+        <w:tabs>
+          <w:tab w:val="num" w:pos="1440"/>
+        </w:tabs>
+        <w:ind w:left="1440" w:hanging="360"/>
+      </w:pPr>
+      <w:rPr>
+        <w:rFonts w:ascii="Courier New" w:hAnsi="Courier New" w:hint="default"/>
+        <w:sz w:val="20"/>
+      </w:rPr>
+    </w:lvl>
+    <w:lvl w:ilvl="2" w:tentative="1">
+      <w:start w:val="1"/>
+      <w:numFmt w:val="bullet"/>
+      <w:lvlText w:val=""/>
+      <w:lvlJc w:val="left"/>
+      <w:pPr>
+        <w:tabs>
+          <w:tab w:val="num" w:pos="2160"/>
+        </w:tabs>
+        <w:ind w:left="2160" w:hanging="360"/>
+      </w:pPr>
+      <w:rPr>
+        <w:rFonts w:ascii="Wingdings" w:hAnsi="Wingdings" w:hint="default"/>
+        <w:sz w:val="20"/>
+      </w:rPr>
+    </w:lvl>
+    <w:lvl w:ilvl="3" w:tentative="1">
+      <w:start w:val="1"/>
+      <w:numFmt w:val="bullet"/>
+      <w:lvlText w:val=""/>
+      <w:lvlJc w:val="left"/>
+      <w:pPr>
+        <w:tabs>
+          <w:tab w:val="num" w:pos="2880"/>
+        </w:tabs>
+        <w:ind w:left="2880" w:hanging="360"/>
+      </w:pPr>
+      <w:rPr>
+        <w:rFonts w:ascii="Wingdings" w:hAnsi="Wingdings" w:hint="default"/>
+        <w:sz w:val="20"/>
+      </w:rPr>
+    </w:lvl>
+    <w:lvl w:ilvl="4" w:tentative="1">
+      <w:start w:val="1"/>
+      <w:numFmt w:val="bullet"/>
+      <w:lvlText w:val=""/>
+      <w:lvlJc w:val="left"/>
+      <w:pPr>
+        <w:tabs>
+          <w:tab w:val="num" w:pos="3600"/>
+        </w:tabs>
+        <w:ind w:left="3600" w:hanging="360"/>
+      </w:pPr>
+      <w:rPr>
+        <w:rFonts w:ascii="Wingdings" w:hAnsi="Wingdings" w:hint="default"/>
+        <w:sz w:val="20"/>
+      </w:rPr>
+    </w:lvl>
+    <w:lvl w:ilvl="5" w:tentative="1">
+      <w:start w:val="1"/>
+      <w:numFmt w:val="bullet"/>
+      <w:lvlText w:val=""/>
+      <w:lvlJc w:val="left"/>
+      <w:pPr>
+        <w:tabs>
+          <w:tab w:val="num" w:pos="4320"/>
+        </w:tabs>
+        <w:ind w:left="4320" w:hanging="360"/>
+      </w:pPr>
+      <w:rPr>
+        <w:rFonts w:ascii="Wingdings" w:hAnsi="Wingdings" w:hint="default"/>
+        <w:sz w:val="20"/>
+      </w:rPr>
+    </w:lvl>
+    <w:lvl w:ilvl="6" w:tentative="1">
+      <w:start w:val="1"/>
+      <w:numFmt w:val="bullet"/>
+      <w:lvlText w:val=""/>
+      <w:lvlJc w:val="left"/>
+      <w:pPr>
+        <w:tabs>
+          <w:tab w:val="num" w:pos="5040"/>
+        </w:tabs>
+        <w:ind w:left="5040" w:hanging="360"/>
+      </w:pPr>
+      <w:rPr>
+        <w:rFonts w:ascii="Wingdings" w:hAnsi="Wingdings" w:hint="default"/>
+        <w:sz w:val="20"/>
+      </w:rPr>
+    </w:lvl>
+    <w:lvl w:ilvl="7" w:tentative="1">
+      <w:start w:val="1"/>
+      <w:numFmt w:val="bullet"/>
+      <w:lvlText w:val=""/>
+      <w:lvlJc w:val="left"/>
+      <w:pPr>
+        <w:tabs>
+          <w:tab w:val="num" w:pos="5760"/>
+        </w:tabs>
+        <w:ind w:left="5760" w:hanging="360"/>
+      </w:pPr>
+      <w:rPr>
+        <w:rFonts w:ascii="Wingdings" w:hAnsi="Wingdings" w:hint="default"/>
+        <w:sz w:val="20"/>
+      </w:rPr>
+    </w:lvl>
+    <w:lvl w:ilvl="8" w:tentative="1">
+      <w:start w:val="1"/>
+      <w:numFmt w:val="bullet"/>
+      <w:lvlText w:val=""/>
+      <w:lvlJc w:val="left"/>
+      <w:pPr>
+        <w:tabs>
+          <w:tab w:val="num" w:pos="6480"/>
+        </w:tabs>
+        <w:ind w:left="6480" w:hanging="360"/>
+      </w:pPr>
+      <w:rPr>
+        <w:rFonts w:ascii="Wingdings" w:hAnsi="Wingdings" w:hint="default"/>
+        <w:sz w:val="20"/>
+      </w:rPr>
+    </w:lvl>
+  </w:abstractNum>
+  <w:num w:numId="1" w16cid:durableId="2120487394">
+    <w:abstractNumId w:val="0"/>
+  </w:num>
+  <w:num w:numId="2" w16cid:durableId="1401244898">
+    <w:abstractNumId w:val="1"/>
+  </w:num>
+  <w:num w:numId="3" w16cid:durableId="187914026">
+    <w:abstractNumId w:val="4"/>
+  </w:num>
+  <w:num w:numId="4" w16cid:durableId="1471358396">
+    <w:abstractNumId w:val="2"/>
+  </w:num>
+  <w:num w:numId="5" w16cid:durableId="1986930735">
+    <w:abstractNumId w:val="3"/>
+  </w:num>
+</w:numbering>
 </file>
 
 <file path=word/styles.xml><?xml version="1.0" encoding="utf-8"?>
@@ -1014,7 +2517,6 @@
   <w:style w:type="character" w:default="1" w:styleId="DefaultParagraphFont">
     <w:name w:val="Default Paragraph Font"/>
     <w:uiPriority w:val="1"/>
-    <w:semiHidden/>
     <w:unhideWhenUsed/>
   </w:style>
   <w:style w:type="table" w:default="1" w:styleId="TableNormal">
